--- a/docs/client-guide/User-Guide-Starter.docx
+++ b/docs/client-guide/User-Guide-Starter.docx
@@ -96,7 +96,7 @@
     </w:p>
     <w:tbl>
       <w:tblPr>
-        <w:tblW w:type="pct" w:w="100%"/>
+        <w:tblW w:type="dxa" w:w="9360"/>
         <w:tblBorders>
           <w:top w:val="single" w:color="auto" w:sz="4"/>
           <w:left w:val="single" w:color="auto" w:sz="4"/>
@@ -113,7 +113,7 @@
       <w:tr>
         <w:tc>
           <w:tcPr>
-            <w:tcW w:type="pct" w:w="25%"/>
+            <w:tcW w:type="dxa" w:w="4680"/>
             <w:tcBorders>
               <w:top w:val="single" w:color="CCCCCC" w:sz="1"/>
               <w:left w:val="single" w:color="CCCCCC" w:sz="1"/>
@@ -135,7 +135,7 @@
         </w:tc>
         <w:tc>
           <w:tcPr>
-            <w:tcW w:type="pct" w:w="25%"/>
+            <w:tcW w:type="dxa" w:w="4680"/>
             <w:tcBorders>
               <w:top w:val="single" w:color="CCCCCC" w:sz="1"/>
               <w:left w:val="single" w:color="CCCCCC" w:sz="1"/>
@@ -159,7 +159,7 @@
       <w:tr>
         <w:tc>
           <w:tcPr>
-            <w:tcW w:type="pct" w:w="25%"/>
+            <w:tcW w:type="dxa" w:w="4680"/>
             <w:tcBorders>
               <w:top w:val="single" w:color="CCCCCC" w:sz="1"/>
               <w:left w:val="single" w:color="CCCCCC" w:sz="1"/>
@@ -181,7 +181,7 @@
         </w:tc>
         <w:tc>
           <w:tcPr>
-            <w:tcW w:type="pct" w:w="25%"/>
+            <w:tcW w:type="dxa" w:w="4680"/>
             <w:tcBorders>
               <w:top w:val="single" w:color="CCCCCC" w:sz="1"/>
               <w:left w:val="single" w:color="CCCCCC" w:sz="1"/>
@@ -205,7 +205,7 @@
       <w:tr>
         <w:tc>
           <w:tcPr>
-            <w:tcW w:type="pct" w:w="25%"/>
+            <w:tcW w:type="dxa" w:w="4680"/>
             <w:tcBorders>
               <w:top w:val="single" w:color="CCCCCC" w:sz="1"/>
               <w:left w:val="single" w:color="CCCCCC" w:sz="1"/>
@@ -227,7 +227,7 @@
         </w:tc>
         <w:tc>
           <w:tcPr>
-            <w:tcW w:type="pct" w:w="25%"/>
+            <w:tcW w:type="dxa" w:w="4680"/>
             <w:tcBorders>
               <w:top w:val="single" w:color="CCCCCC" w:sz="1"/>
               <w:left w:val="single" w:color="CCCCCC" w:sz="1"/>
@@ -251,7 +251,7 @@
       <w:tr>
         <w:tc>
           <w:tcPr>
-            <w:tcW w:type="pct" w:w="25%"/>
+            <w:tcW w:type="dxa" w:w="4680"/>
             <w:tcBorders>
               <w:top w:val="single" w:color="CCCCCC" w:sz="1"/>
               <w:left w:val="single" w:color="CCCCCC" w:sz="1"/>
@@ -273,7 +273,7 @@
         </w:tc>
         <w:tc>
           <w:tcPr>
-            <w:tcW w:type="pct" w:w="25%"/>
+            <w:tcW w:type="dxa" w:w="4680"/>
             <w:tcBorders>
               <w:top w:val="single" w:color="CCCCCC" w:sz="1"/>
               <w:left w:val="single" w:color="CCCCCC" w:sz="1"/>
@@ -297,7 +297,7 @@
       <w:tr>
         <w:tc>
           <w:tcPr>
-            <w:tcW w:type="pct" w:w="25%"/>
+            <w:tcW w:type="dxa" w:w="4680"/>
             <w:tcBorders>
               <w:top w:val="single" w:color="CCCCCC" w:sz="1"/>
               <w:left w:val="single" w:color="CCCCCC" w:sz="1"/>
@@ -319,7 +319,7 @@
         </w:tc>
         <w:tc>
           <w:tcPr>
-            <w:tcW w:type="pct" w:w="25%"/>
+            <w:tcW w:type="dxa" w:w="4680"/>
             <w:tcBorders>
               <w:top w:val="single" w:color="CCCCCC" w:sz="1"/>
               <w:left w:val="single" w:color="CCCCCC" w:sz="1"/>
@@ -343,7 +343,7 @@
       <w:tr>
         <w:tc>
           <w:tcPr>
-            <w:tcW w:type="pct" w:w="25%"/>
+            <w:tcW w:type="dxa" w:w="4680"/>
             <w:tcBorders>
               <w:top w:val="single" w:color="CCCCCC" w:sz="1"/>
               <w:left w:val="single" w:color="CCCCCC" w:sz="1"/>
@@ -365,7 +365,7 @@
         </w:tc>
         <w:tc>
           <w:tcPr>
-            <w:tcW w:type="pct" w:w="25%"/>
+            <w:tcW w:type="dxa" w:w="4680"/>
             <w:tcBorders>
               <w:top w:val="single" w:color="CCCCCC" w:sz="1"/>
               <w:left w:val="single" w:color="CCCCCC" w:sz="1"/>
@@ -389,7 +389,7 @@
       <w:tr>
         <w:tc>
           <w:tcPr>
-            <w:tcW w:type="pct" w:w="25%"/>
+            <w:tcW w:type="dxa" w:w="4680"/>
             <w:tcBorders>
               <w:top w:val="single" w:color="CCCCCC" w:sz="1"/>
               <w:left w:val="single" w:color="CCCCCC" w:sz="1"/>
@@ -411,7 +411,7 @@
         </w:tc>
         <w:tc>
           <w:tcPr>
-            <w:tcW w:type="pct" w:w="25%"/>
+            <w:tcW w:type="dxa" w:w="4680"/>
             <w:tcBorders>
               <w:top w:val="single" w:color="CCCCCC" w:sz="1"/>
               <w:left w:val="single" w:color="CCCCCC" w:sz="1"/>
@@ -435,7 +435,7 @@
       <w:tr>
         <w:tc>
           <w:tcPr>
-            <w:tcW w:type="pct" w:w="25%"/>
+            <w:tcW w:type="dxa" w:w="4680"/>
             <w:tcBorders>
               <w:top w:val="single" w:color="CCCCCC" w:sz="1"/>
               <w:left w:val="single" w:color="CCCCCC" w:sz="1"/>
@@ -457,7 +457,7 @@
         </w:tc>
         <w:tc>
           <w:tcPr>
-            <w:tcW w:type="pct" w:w="25%"/>
+            <w:tcW w:type="dxa" w:w="4680"/>
             <w:tcBorders>
               <w:top w:val="single" w:color="CCCCCC" w:sz="1"/>
               <w:left w:val="single" w:color="CCCCCC" w:sz="1"/>
@@ -1123,7 +1123,7 @@
     </w:p>
     <w:tbl>
       <w:tblPr>
-        <w:tblW w:type="pct" w:w="100%"/>
+        <w:tblW w:type="dxa" w:w="9360"/>
         <w:tblBorders>
           <w:top w:val="single" w:color="auto" w:sz="4"/>
           <w:left w:val="single" w:color="auto" w:sz="4"/>
@@ -1140,7 +1140,7 @@
       <w:tr>
         <w:tc>
           <w:tcPr>
-            <w:tcW w:type="pct" w:w="25%"/>
+            <w:tcW w:type="dxa" w:w="4680"/>
             <w:tcBorders>
               <w:top w:val="single" w:color="CCCCCC" w:sz="1"/>
               <w:left w:val="single" w:color="CCCCCC" w:sz="1"/>
@@ -1162,7 +1162,7 @@
         </w:tc>
         <w:tc>
           <w:tcPr>
-            <w:tcW w:type="pct" w:w="25%"/>
+            <w:tcW w:type="dxa" w:w="4680"/>
             <w:tcBorders>
               <w:top w:val="single" w:color="CCCCCC" w:sz="1"/>
               <w:left w:val="single" w:color="CCCCCC" w:sz="1"/>
@@ -1186,7 +1186,7 @@
       <w:tr>
         <w:tc>
           <w:tcPr>
-            <w:tcW w:type="pct" w:w="25%"/>
+            <w:tcW w:type="dxa" w:w="4680"/>
             <w:tcBorders>
               <w:top w:val="single" w:color="CCCCCC" w:sz="1"/>
               <w:left w:val="single" w:color="CCCCCC" w:sz="1"/>
@@ -1208,7 +1208,7 @@
         </w:tc>
         <w:tc>
           <w:tcPr>
-            <w:tcW w:type="pct" w:w="25%"/>
+            <w:tcW w:type="dxa" w:w="4680"/>
             <w:tcBorders>
               <w:top w:val="single" w:color="CCCCCC" w:sz="1"/>
               <w:left w:val="single" w:color="CCCCCC" w:sz="1"/>
@@ -1232,7 +1232,7 @@
       <w:tr>
         <w:tc>
           <w:tcPr>
-            <w:tcW w:type="pct" w:w="25%"/>
+            <w:tcW w:type="dxa" w:w="4680"/>
             <w:tcBorders>
               <w:top w:val="single" w:color="CCCCCC" w:sz="1"/>
               <w:left w:val="single" w:color="CCCCCC" w:sz="1"/>
@@ -1254,7 +1254,7 @@
         </w:tc>
         <w:tc>
           <w:tcPr>
-            <w:tcW w:type="pct" w:w="25%"/>
+            <w:tcW w:type="dxa" w:w="4680"/>
             <w:tcBorders>
               <w:top w:val="single" w:color="CCCCCC" w:sz="1"/>
               <w:left w:val="single" w:color="CCCCCC" w:sz="1"/>
@@ -1278,7 +1278,7 @@
       <w:tr>
         <w:tc>
           <w:tcPr>
-            <w:tcW w:type="pct" w:w="25%"/>
+            <w:tcW w:type="dxa" w:w="4680"/>
             <w:tcBorders>
               <w:top w:val="single" w:color="CCCCCC" w:sz="1"/>
               <w:left w:val="single" w:color="CCCCCC" w:sz="1"/>
@@ -1300,7 +1300,7 @@
         </w:tc>
         <w:tc>
           <w:tcPr>
-            <w:tcW w:type="pct" w:w="25%"/>
+            <w:tcW w:type="dxa" w:w="4680"/>
             <w:tcBorders>
               <w:top w:val="single" w:color="CCCCCC" w:sz="1"/>
               <w:left w:val="single" w:color="CCCCCC" w:sz="1"/>
@@ -1324,7 +1324,7 @@
       <w:tr>
         <w:tc>
           <w:tcPr>
-            <w:tcW w:type="pct" w:w="25%"/>
+            <w:tcW w:type="dxa" w:w="4680"/>
             <w:tcBorders>
               <w:top w:val="single" w:color="CCCCCC" w:sz="1"/>
               <w:left w:val="single" w:color="CCCCCC" w:sz="1"/>
@@ -1346,7 +1346,7 @@
         </w:tc>
         <w:tc>
           <w:tcPr>
-            <w:tcW w:type="pct" w:w="25%"/>
+            <w:tcW w:type="dxa" w:w="4680"/>
             <w:tcBorders>
               <w:top w:val="single" w:color="CCCCCC" w:sz="1"/>
               <w:left w:val="single" w:color="CCCCCC" w:sz="1"/>
@@ -1370,7 +1370,7 @@
       <w:tr>
         <w:tc>
           <w:tcPr>
-            <w:tcW w:type="pct" w:w="25%"/>
+            <w:tcW w:type="dxa" w:w="4680"/>
             <w:tcBorders>
               <w:top w:val="single" w:color="CCCCCC" w:sz="1"/>
               <w:left w:val="single" w:color="CCCCCC" w:sz="1"/>
@@ -1392,7 +1392,7 @@
         </w:tc>
         <w:tc>
           <w:tcPr>
-            <w:tcW w:type="pct" w:w="25%"/>
+            <w:tcW w:type="dxa" w:w="4680"/>
             <w:tcBorders>
               <w:top w:val="single" w:color="CCCCCC" w:sz="1"/>
               <w:left w:val="single" w:color="CCCCCC" w:sz="1"/>
@@ -1416,7 +1416,7 @@
       <w:tr>
         <w:tc>
           <w:tcPr>
-            <w:tcW w:type="pct" w:w="25%"/>
+            <w:tcW w:type="dxa" w:w="4680"/>
             <w:tcBorders>
               <w:top w:val="single" w:color="CCCCCC" w:sz="1"/>
               <w:left w:val="single" w:color="CCCCCC" w:sz="1"/>
@@ -1438,7 +1438,7 @@
         </w:tc>
         <w:tc>
           <w:tcPr>
-            <w:tcW w:type="pct" w:w="25%"/>
+            <w:tcW w:type="dxa" w:w="4680"/>
             <w:tcBorders>
               <w:top w:val="single" w:color="CCCCCC" w:sz="1"/>
               <w:left w:val="single" w:color="CCCCCC" w:sz="1"/>
@@ -1462,7 +1462,7 @@
       <w:tr>
         <w:tc>
           <w:tcPr>
-            <w:tcW w:type="pct" w:w="25%"/>
+            <w:tcW w:type="dxa" w:w="4680"/>
             <w:tcBorders>
               <w:top w:val="single" w:color="CCCCCC" w:sz="1"/>
               <w:left w:val="single" w:color="CCCCCC" w:sz="1"/>
@@ -1484,7 +1484,7 @@
         </w:tc>
         <w:tc>
           <w:tcPr>
-            <w:tcW w:type="pct" w:w="25%"/>
+            <w:tcW w:type="dxa" w:w="4680"/>
             <w:tcBorders>
               <w:top w:val="single" w:color="CCCCCC" w:sz="1"/>
               <w:left w:val="single" w:color="CCCCCC" w:sz="1"/>
@@ -1508,7 +1508,7 @@
       <w:tr>
         <w:tc>
           <w:tcPr>
-            <w:tcW w:type="pct" w:w="25%"/>
+            <w:tcW w:type="dxa" w:w="4680"/>
             <w:tcBorders>
               <w:top w:val="single" w:color="CCCCCC" w:sz="1"/>
               <w:left w:val="single" w:color="CCCCCC" w:sz="1"/>
@@ -1530,7 +1530,7 @@
         </w:tc>
         <w:tc>
           <w:tcPr>
-            <w:tcW w:type="pct" w:w="25%"/>
+            <w:tcW w:type="dxa" w:w="4680"/>
             <w:tcBorders>
               <w:top w:val="single" w:color="CCCCCC" w:sz="1"/>
               <w:left w:val="single" w:color="CCCCCC" w:sz="1"/>
@@ -1618,7 +1618,7 @@
     </w:p>
     <w:tbl>
       <w:tblPr>
-        <w:tblW w:type="pct" w:w="100%"/>
+        <w:tblW w:type="dxa" w:w="9360"/>
         <w:tblBorders>
           <w:top w:val="single" w:color="auto" w:sz="4"/>
           <w:left w:val="single" w:color="auto" w:sz="4"/>
@@ -1635,7 +1635,7 @@
       <w:tr>
         <w:tc>
           <w:tcPr>
-            <w:tcW w:type="pct" w:w="25%"/>
+            <w:tcW w:type="dxa" w:w="4680"/>
             <w:tcBorders>
               <w:top w:val="single" w:color="CCCCCC" w:sz="1"/>
               <w:left w:val="single" w:color="CCCCCC" w:sz="1"/>
@@ -1657,7 +1657,7 @@
         </w:tc>
         <w:tc>
           <w:tcPr>
-            <w:tcW w:type="pct" w:w="25%"/>
+            <w:tcW w:type="dxa" w:w="4680"/>
             <w:tcBorders>
               <w:top w:val="single" w:color="CCCCCC" w:sz="1"/>
               <w:left w:val="single" w:color="CCCCCC" w:sz="1"/>
@@ -1681,7 +1681,7 @@
       <w:tr>
         <w:tc>
           <w:tcPr>
-            <w:tcW w:type="pct" w:w="25%"/>
+            <w:tcW w:type="dxa" w:w="4680"/>
             <w:tcBorders>
               <w:top w:val="single" w:color="CCCCCC" w:sz="1"/>
               <w:left w:val="single" w:color="CCCCCC" w:sz="1"/>
@@ -1703,7 +1703,7 @@
         </w:tc>
         <w:tc>
           <w:tcPr>
-            <w:tcW w:type="pct" w:w="25%"/>
+            <w:tcW w:type="dxa" w:w="4680"/>
             <w:tcBorders>
               <w:top w:val="single" w:color="CCCCCC" w:sz="1"/>
               <w:left w:val="single" w:color="CCCCCC" w:sz="1"/>
@@ -1727,7 +1727,7 @@
       <w:tr>
         <w:tc>
           <w:tcPr>
-            <w:tcW w:type="pct" w:w="25%"/>
+            <w:tcW w:type="dxa" w:w="4680"/>
             <w:tcBorders>
               <w:top w:val="single" w:color="CCCCCC" w:sz="1"/>
               <w:left w:val="single" w:color="CCCCCC" w:sz="1"/>
@@ -1749,7 +1749,7 @@
         </w:tc>
         <w:tc>
           <w:tcPr>
-            <w:tcW w:type="pct" w:w="25%"/>
+            <w:tcW w:type="dxa" w:w="4680"/>
             <w:tcBorders>
               <w:top w:val="single" w:color="CCCCCC" w:sz="1"/>
               <w:left w:val="single" w:color="CCCCCC" w:sz="1"/>
@@ -1773,7 +1773,7 @@
       <w:tr>
         <w:tc>
           <w:tcPr>
-            <w:tcW w:type="pct" w:w="25%"/>
+            <w:tcW w:type="dxa" w:w="4680"/>
             <w:tcBorders>
               <w:top w:val="single" w:color="CCCCCC" w:sz="1"/>
               <w:left w:val="single" w:color="CCCCCC" w:sz="1"/>
@@ -1795,7 +1795,7 @@
         </w:tc>
         <w:tc>
           <w:tcPr>
-            <w:tcW w:type="pct" w:w="25%"/>
+            <w:tcW w:type="dxa" w:w="4680"/>
             <w:tcBorders>
               <w:top w:val="single" w:color="CCCCCC" w:sz="1"/>
               <w:left w:val="single" w:color="CCCCCC" w:sz="1"/>
@@ -1819,7 +1819,7 @@
       <w:tr>
         <w:tc>
           <w:tcPr>
-            <w:tcW w:type="pct" w:w="25%"/>
+            <w:tcW w:type="dxa" w:w="4680"/>
             <w:tcBorders>
               <w:top w:val="single" w:color="CCCCCC" w:sz="1"/>
               <w:left w:val="single" w:color="CCCCCC" w:sz="1"/>
@@ -1841,7 +1841,7 @@
         </w:tc>
         <w:tc>
           <w:tcPr>
-            <w:tcW w:type="pct" w:w="25%"/>
+            <w:tcW w:type="dxa" w:w="4680"/>
             <w:tcBorders>
               <w:top w:val="single" w:color="CCCCCC" w:sz="1"/>
               <w:left w:val="single" w:color="CCCCCC" w:sz="1"/>
